--- a/Deep Patel Resume.docx
+++ b/Deep Patel Resume.docx
@@ -222,7 +222,7 @@
         <w:tabs>
           <w:tab w:val="left" w:pos="1116"/>
         </w:tabs>
-        <w:spacing w:after="0" w:line="240" w:lineRule="auto"/>
+        <w:spacing w:line="240" w:lineRule="auto"/>
         <w:rPr>
           <w:rFonts w:ascii="Times New Roman" w:hAnsi="Times New Roman" w:cs="Times New Roman"/>
           <w:sz w:val="20"/>
@@ -263,22 +263,16 @@
           <w:sz w:val="20"/>
           <w:szCs w:val="20"/>
         </w:rPr>
-        <w:t xml:space="preserve"> Java, HTML, CSS, Python, JavaScript, SQL, C, C#, C++</w:t>
-      </w:r>
-    </w:p>
-    <w:p>
-      <w:pPr>
-        <w:tabs>
-          <w:tab w:val="left" w:pos="1116"/>
-          <w:tab w:val="left" w:pos="7224"/>
-        </w:tabs>
-        <w:spacing w:after="0" w:line="240" w:lineRule="auto"/>
-        <w:rPr>
-          <w:rFonts w:ascii="Times New Roman" w:hAnsi="Times New Roman" w:cs="Times New Roman"/>
-          <w:sz w:val="20"/>
-          <w:szCs w:val="20"/>
-        </w:rPr>
-      </w:pPr>
+        <w:t xml:space="preserve"> Java, Python, JavaScript, SQL, C, C#, C++, HTML, CSS</w:t>
+      </w:r>
+      <w:r>
+        <w:rPr>
+          <w:rFonts w:ascii="Times New Roman" w:hAnsi="Times New Roman" w:cs="Times New Roman"/>
+          <w:sz w:val="20"/>
+          <w:szCs w:val="20"/>
+        </w:rPr>
+        <w:br/>
+      </w:r>
       <w:r>
         <w:rPr>
           <w:rFonts w:ascii="Times New Roman" w:hAnsi="Times New Roman" w:cs="Times New Roman"/>
@@ -295,61 +289,24 @@
           <w:sz w:val="20"/>
           <w:szCs w:val="20"/>
         </w:rPr>
-        <w:t>Tools:</w:t>
-      </w:r>
-      <w:r>
-        <w:rPr>
-          <w:rFonts w:ascii="Times New Roman" w:hAnsi="Times New Roman" w:cs="Times New Roman"/>
-          <w:sz w:val="20"/>
-          <w:szCs w:val="20"/>
-        </w:rPr>
-        <w:t xml:space="preserve"> NetBeans, Visual Studio, MySQL</w:t>
-      </w:r>
-      <w:r>
-        <w:rPr>
-          <w:rFonts w:ascii="Times New Roman" w:hAnsi="Times New Roman" w:cs="Times New Roman"/>
-          <w:sz w:val="20"/>
-          <w:szCs w:val="20"/>
-        </w:rPr>
-        <w:t>, SQLite, Git, Visual Studio, PyCharm</w:t>
-      </w:r>
-      <w:r>
-        <w:rPr>
-          <w:rFonts w:ascii="Times New Roman" w:hAnsi="Times New Roman" w:cs="Times New Roman"/>
-          <w:sz w:val="20"/>
-          <w:szCs w:val="20"/>
-        </w:rPr>
-        <w:t xml:space="preserve">, </w:t>
-      </w:r>
-      <w:r>
-        <w:rPr>
-          <w:rFonts w:ascii="Times New Roman" w:hAnsi="Times New Roman" w:cs="Times New Roman"/>
-          <w:sz w:val="20"/>
-          <w:szCs w:val="20"/>
-        </w:rPr>
-        <w:t>Pandas, NumPy, Scikit-learn, Matplotlib</w:t>
-      </w:r>
-      <w:r>
-        <w:rPr>
-          <w:rFonts w:ascii="Times New Roman" w:hAnsi="Times New Roman" w:cs="Times New Roman"/>
-          <w:sz w:val="20"/>
-          <w:szCs w:val="20"/>
-        </w:rPr>
-        <w:tab/>
-      </w:r>
-    </w:p>
-    <w:p>
-      <w:pPr>
-        <w:tabs>
-          <w:tab w:val="left" w:pos="1116"/>
-        </w:tabs>
-        <w:spacing w:after="0" w:line="240" w:lineRule="auto"/>
-        <w:rPr>
-          <w:rFonts w:ascii="Times New Roman" w:hAnsi="Times New Roman" w:cs="Times New Roman"/>
-          <w:sz w:val="20"/>
-          <w:szCs w:val="20"/>
-        </w:rPr>
-      </w:pPr>
+        <w:t>Tools &amp; Libraries:</w:t>
+      </w:r>
+      <w:r>
+        <w:rPr>
+          <w:rFonts w:ascii="Times New Roman" w:hAnsi="Times New Roman" w:cs="Times New Roman"/>
+          <w:sz w:val="20"/>
+          <w:szCs w:val="20"/>
+        </w:rPr>
+        <w:t xml:space="preserve"> NetBeans, Visual Studio, PyCharm, Git, MySQL, SQLite, Pandas, NumPy, Scikit-learn, Matplotlib</w:t>
+      </w:r>
+      <w:r>
+        <w:rPr>
+          <w:rFonts w:ascii="Times New Roman" w:hAnsi="Times New Roman" w:cs="Times New Roman"/>
+          <w:sz w:val="20"/>
+          <w:szCs w:val="20"/>
+        </w:rPr>
+        <w:br/>
+      </w:r>
       <w:r>
         <w:rPr>
           <w:rFonts w:ascii="Times New Roman" w:hAnsi="Times New Roman" w:cs="Times New Roman"/>
@@ -374,29 +331,16 @@
           <w:sz w:val="20"/>
           <w:szCs w:val="20"/>
         </w:rPr>
-        <w:t xml:space="preserve"> React</w:t>
-      </w:r>
-      <w:r>
-        <w:rPr>
-          <w:rFonts w:ascii="Times New Roman" w:hAnsi="Times New Roman" w:cs="Times New Roman"/>
-          <w:sz w:val="20"/>
-          <w:szCs w:val="20"/>
-        </w:rPr>
-        <w:t>, Flask</w:t>
-      </w:r>
-    </w:p>
-    <w:p>
-      <w:pPr>
-        <w:tabs>
-          <w:tab w:val="left" w:pos="1116"/>
-        </w:tabs>
-        <w:spacing w:line="240" w:lineRule="auto"/>
-        <w:rPr>
-          <w:rFonts w:ascii="Times New Roman" w:hAnsi="Times New Roman" w:cs="Times New Roman"/>
-          <w:sz w:val="20"/>
-          <w:szCs w:val="20"/>
-        </w:rPr>
-      </w:pPr>
+        <w:t xml:space="preserve"> React, Flask</w:t>
+      </w:r>
+      <w:r>
+        <w:rPr>
+          <w:rFonts w:ascii="Times New Roman" w:hAnsi="Times New Roman" w:cs="Times New Roman"/>
+          <w:sz w:val="20"/>
+          <w:szCs w:val="20"/>
+        </w:rPr>
+        <w:br/>
+      </w:r>
       <w:r>
         <w:rPr>
           <w:rFonts w:ascii="Times New Roman" w:hAnsi="Times New Roman" w:cs="Times New Roman"/>
@@ -413,15 +357,83 @@
           <w:sz w:val="20"/>
           <w:szCs w:val="20"/>
         </w:rPr>
-        <w:t xml:space="preserve">Professional Skills: </w:t>
-      </w:r>
-      <w:r>
-        <w:rPr>
-          <w:rFonts w:ascii="Times New Roman" w:hAnsi="Times New Roman" w:cs="Times New Roman"/>
-          <w:sz w:val="20"/>
-          <w:szCs w:val="20"/>
-        </w:rPr>
-        <w:t>Collaboration, Strong communication, problem solving, time management</w:t>
+        <w:t>Data &amp; Automation:</w:t>
+      </w:r>
+      <w:r>
+        <w:rPr>
+          <w:rFonts w:ascii="Times New Roman" w:hAnsi="Times New Roman" w:cs="Times New Roman"/>
+          <w:sz w:val="20"/>
+          <w:szCs w:val="20"/>
+        </w:rPr>
+        <w:t xml:space="preserve"> Data Processing, Data Cleaning, Workflow Automation, CSV Handling, API Integration</w:t>
+      </w:r>
+      <w:r>
+        <w:rPr>
+          <w:rFonts w:ascii="Times New Roman" w:hAnsi="Times New Roman" w:cs="Times New Roman"/>
+          <w:sz w:val="20"/>
+          <w:szCs w:val="20"/>
+        </w:rPr>
+        <w:br/>
+      </w:r>
+      <w:r>
+        <w:rPr>
+          <w:rFonts w:ascii="Times New Roman" w:hAnsi="Times New Roman" w:cs="Times New Roman"/>
+          <w:sz w:val="20"/>
+          <w:szCs w:val="20"/>
+        </w:rPr>
+        <w:t xml:space="preserve">• </w:t>
+      </w:r>
+      <w:r>
+        <w:rPr>
+          <w:rFonts w:ascii="Times New Roman" w:hAnsi="Times New Roman" w:cs="Times New Roman"/>
+          <w:b/>
+          <w:bCs/>
+          <w:sz w:val="20"/>
+          <w:szCs w:val="20"/>
+        </w:rPr>
+        <w:t>Core Concepts:</w:t>
+      </w:r>
+      <w:r>
+        <w:rPr>
+          <w:rFonts w:ascii="Times New Roman" w:hAnsi="Times New Roman" w:cs="Times New Roman"/>
+          <w:sz w:val="20"/>
+          <w:szCs w:val="20"/>
+        </w:rPr>
+        <w:t xml:space="preserve"> Process Improvement, Debugging, Testing, Database Management</w:t>
+      </w:r>
+      <w:r>
+        <w:rPr>
+          <w:rFonts w:ascii="Times New Roman" w:hAnsi="Times New Roman" w:cs="Times New Roman"/>
+          <w:sz w:val="20"/>
+          <w:szCs w:val="20"/>
+        </w:rPr>
+        <w:br/>
+      </w:r>
+      <w:r>
+        <w:rPr>
+          <w:rFonts w:ascii="Times New Roman" w:hAnsi="Times New Roman" w:cs="Times New Roman"/>
+          <w:sz w:val="20"/>
+          <w:szCs w:val="20"/>
+        </w:rPr>
+        <w:t xml:space="preserve">• </w:t>
+      </w:r>
+      <w:r>
+        <w:rPr>
+          <w:rFonts w:ascii="Times New Roman" w:hAnsi="Times New Roman" w:cs="Times New Roman"/>
+          <w:b/>
+          <w:bCs/>
+          <w:sz w:val="20"/>
+          <w:szCs w:val="20"/>
+        </w:rPr>
+        <w:t>Professional Skills:</w:t>
+      </w:r>
+      <w:r>
+        <w:rPr>
+          <w:rFonts w:ascii="Times New Roman" w:hAnsi="Times New Roman" w:cs="Times New Roman"/>
+          <w:sz w:val="20"/>
+          <w:szCs w:val="20"/>
+        </w:rPr>
+        <w:t xml:space="preserve"> Collaboration, Strong Communication, Problem Solving, Time Management, Attention to Detail</w:t>
       </w:r>
     </w:p>
     <w:p>
@@ -559,6 +571,310 @@
     </w:p>
     <w:p>
       <w:pPr>
+        <w:pStyle w:val="ListParagraph"/>
+        <w:tabs>
+          <w:tab w:val="left" w:pos="1116"/>
+        </w:tabs>
+        <w:spacing w:after="0" w:line="240" w:lineRule="auto"/>
+        <w:rPr>
+          <w:rFonts w:ascii="Times New Roman" w:hAnsi="Times New Roman" w:cs="Times New Roman"/>
+          <w:sz w:val="20"/>
+          <w:szCs w:val="20"/>
+        </w:rPr>
+      </w:pPr>
+      <w:r>
+        <w:rPr>
+          <w:rFonts w:ascii="Times New Roman" w:hAnsi="Times New Roman" w:cs="Times New Roman"/>
+          <w:sz w:val="20"/>
+          <w:szCs w:val="20"/>
+        </w:rPr>
+        <w:t>•</w:t>
+      </w:r>
+      <w:r>
+        <w:rPr>
+          <w:rFonts w:ascii="Times New Roman" w:hAnsi="Times New Roman" w:cs="Times New Roman"/>
+          <w:sz w:val="20"/>
+          <w:szCs w:val="20"/>
+        </w:rPr>
+        <w:t xml:space="preserve"> </w:t>
+      </w:r>
+      <w:r>
+        <w:rPr>
+          <w:rFonts w:ascii="Times New Roman" w:hAnsi="Times New Roman" w:cs="Times New Roman"/>
+          <w:sz w:val="20"/>
+          <w:szCs w:val="20"/>
+        </w:rPr>
+        <w:t>Performed data cleaning, preprocessing, and data processing on structured datasets using Python</w:t>
+      </w:r>
+    </w:p>
+    <w:p>
+      <w:pPr>
+        <w:pStyle w:val="ListParagraph"/>
+        <w:tabs>
+          <w:tab w:val="left" w:pos="1116"/>
+        </w:tabs>
+        <w:spacing w:after="0" w:line="240" w:lineRule="auto"/>
+        <w:rPr>
+          <w:rFonts w:ascii="Times New Roman" w:hAnsi="Times New Roman" w:cs="Times New Roman"/>
+          <w:sz w:val="20"/>
+          <w:szCs w:val="20"/>
+        </w:rPr>
+      </w:pPr>
+      <w:r>
+        <w:rPr>
+          <w:rFonts w:ascii="Times New Roman" w:hAnsi="Times New Roman" w:cs="Times New Roman"/>
+          <w:sz w:val="20"/>
+          <w:szCs w:val="20"/>
+        </w:rPr>
+        <w:t>•</w:t>
+      </w:r>
+      <w:r>
+        <w:rPr>
+          <w:rFonts w:ascii="Times New Roman" w:hAnsi="Times New Roman" w:cs="Times New Roman"/>
+          <w:sz w:val="20"/>
+          <w:szCs w:val="20"/>
+        </w:rPr>
+        <w:t xml:space="preserve"> </w:t>
+      </w:r>
+      <w:r>
+        <w:rPr>
+          <w:rFonts w:ascii="Times New Roman" w:hAnsi="Times New Roman" w:cs="Times New Roman"/>
+          <w:sz w:val="20"/>
+          <w:szCs w:val="20"/>
+        </w:rPr>
+        <w:t>Built automated pipelines for feature engineering and model evaluation</w:t>
+      </w:r>
+    </w:p>
+    <w:p>
+      <w:pPr>
+        <w:pStyle w:val="ListParagraph"/>
+        <w:tabs>
+          <w:tab w:val="left" w:pos="1116"/>
+        </w:tabs>
+        <w:spacing w:after="0" w:line="240" w:lineRule="auto"/>
+        <w:rPr>
+          <w:rFonts w:ascii="Times New Roman" w:hAnsi="Times New Roman" w:cs="Times New Roman"/>
+          <w:sz w:val="20"/>
+          <w:szCs w:val="20"/>
+        </w:rPr>
+      </w:pPr>
+      <w:r>
+        <w:rPr>
+          <w:rFonts w:ascii="Times New Roman" w:hAnsi="Times New Roman" w:cs="Times New Roman"/>
+          <w:sz w:val="20"/>
+          <w:szCs w:val="20"/>
+        </w:rPr>
+        <w:t>•</w:t>
+      </w:r>
+      <w:r>
+        <w:rPr>
+          <w:rFonts w:ascii="Times New Roman" w:hAnsi="Times New Roman" w:cs="Times New Roman"/>
+          <w:sz w:val="20"/>
+          <w:szCs w:val="20"/>
+        </w:rPr>
+        <w:t xml:space="preserve"> </w:t>
+      </w:r>
+      <w:r>
+        <w:rPr>
+          <w:rFonts w:ascii="Times New Roman" w:hAnsi="Times New Roman" w:cs="Times New Roman"/>
+          <w:sz w:val="20"/>
+          <w:szCs w:val="20"/>
+        </w:rPr>
+        <w:t>Optimized data workflows using Pandas and NumPy to improve processing efficiency</w:t>
+      </w:r>
+    </w:p>
+    <w:p>
+      <w:pPr>
+        <w:pStyle w:val="ListParagraph"/>
+        <w:tabs>
+          <w:tab w:val="left" w:pos="1116"/>
+        </w:tabs>
+        <w:spacing w:after="0" w:line="240" w:lineRule="auto"/>
+        <w:rPr>
+          <w:rFonts w:ascii="Times New Roman" w:hAnsi="Times New Roman" w:cs="Times New Roman"/>
+          <w:sz w:val="20"/>
+          <w:szCs w:val="20"/>
+        </w:rPr>
+      </w:pPr>
+      <w:r>
+        <w:rPr>
+          <w:rFonts w:ascii="Times New Roman" w:hAnsi="Times New Roman" w:cs="Times New Roman"/>
+          <w:sz w:val="20"/>
+          <w:szCs w:val="20"/>
+        </w:rPr>
+        <w:t>•</w:t>
+      </w:r>
+      <w:r>
+        <w:rPr>
+          <w:rFonts w:ascii="Times New Roman" w:hAnsi="Times New Roman" w:cs="Times New Roman"/>
+          <w:sz w:val="20"/>
+          <w:szCs w:val="20"/>
+        </w:rPr>
+        <w:t xml:space="preserve"> </w:t>
+      </w:r>
+      <w:r>
+        <w:rPr>
+          <w:rFonts w:ascii="Times New Roman" w:hAnsi="Times New Roman" w:cs="Times New Roman"/>
+          <w:sz w:val="20"/>
+          <w:szCs w:val="20"/>
+        </w:rPr>
+        <w:t xml:space="preserve">Trained and evaluated models (Random Forest, </w:t>
+      </w:r>
+      <w:proofErr w:type="spellStart"/>
+      <w:r>
+        <w:rPr>
+          <w:rFonts w:ascii="Times New Roman" w:hAnsi="Times New Roman" w:cs="Times New Roman"/>
+          <w:sz w:val="20"/>
+          <w:szCs w:val="20"/>
+        </w:rPr>
+        <w:t>XGBoost</w:t>
+      </w:r>
+      <w:proofErr w:type="spellEnd"/>
+      <w:r>
+        <w:rPr>
+          <w:rFonts w:ascii="Times New Roman" w:hAnsi="Times New Roman" w:cs="Times New Roman"/>
+          <w:sz w:val="20"/>
+          <w:szCs w:val="20"/>
+        </w:rPr>
+        <w:t>, Logistic Regression)</w:t>
+      </w:r>
+    </w:p>
+    <w:p>
+      <w:pPr>
+        <w:pStyle w:val="ListParagraph"/>
+        <w:tabs>
+          <w:tab w:val="left" w:pos="1116"/>
+        </w:tabs>
+        <w:spacing w:after="0" w:line="240" w:lineRule="auto"/>
+        <w:rPr>
+          <w:rFonts w:ascii="Times New Roman" w:hAnsi="Times New Roman" w:cs="Times New Roman"/>
+          <w:sz w:val="20"/>
+          <w:szCs w:val="20"/>
+        </w:rPr>
+      </w:pPr>
+      <w:r>
+        <w:rPr>
+          <w:rFonts w:ascii="Times New Roman" w:hAnsi="Times New Roman" w:cs="Times New Roman"/>
+          <w:sz w:val="20"/>
+          <w:szCs w:val="20"/>
+        </w:rPr>
+        <w:t>•</w:t>
+      </w:r>
+      <w:r>
+        <w:rPr>
+          <w:rFonts w:ascii="Times New Roman" w:hAnsi="Times New Roman" w:cs="Times New Roman"/>
+          <w:sz w:val="20"/>
+          <w:szCs w:val="20"/>
+        </w:rPr>
+        <w:t xml:space="preserve"> </w:t>
+      </w:r>
+      <w:r>
+        <w:rPr>
+          <w:rFonts w:ascii="Times New Roman" w:hAnsi="Times New Roman" w:cs="Times New Roman"/>
+          <w:sz w:val="20"/>
+          <w:szCs w:val="20"/>
+        </w:rPr>
+        <w:t>Conducted debugging and testing to improve model accuracy and performance</w:t>
+      </w:r>
+    </w:p>
+    <w:p>
+      <w:pPr>
+        <w:tabs>
+          <w:tab w:val="left" w:pos="1116"/>
+        </w:tabs>
+        <w:spacing w:after="0" w:line="240" w:lineRule="auto"/>
+        <w:rPr>
+          <w:rFonts w:ascii="Times New Roman" w:hAnsi="Times New Roman" w:cs="Times New Roman"/>
+          <w:b/>
+          <w:bCs/>
+          <w:sz w:val="20"/>
+          <w:szCs w:val="20"/>
+        </w:rPr>
+      </w:pPr>
+      <w:r>
+        <w:rPr>
+          <w:rFonts w:ascii="Times New Roman" w:hAnsi="Times New Roman" w:cs="Times New Roman"/>
+          <w:b/>
+          <w:bCs/>
+          <w:sz w:val="20"/>
+          <w:szCs w:val="20"/>
+        </w:rPr>
+        <w:t>Agentic AI Video</w:t>
+      </w:r>
+      <w:r>
+        <w:rPr>
+          <w:rFonts w:ascii="Times New Roman" w:hAnsi="Times New Roman" w:cs="Times New Roman"/>
+          <w:b/>
+          <w:bCs/>
+          <w:sz w:val="20"/>
+          <w:szCs w:val="20"/>
+        </w:rPr>
+        <w:t xml:space="preserve"> </w:t>
+      </w:r>
+      <w:r>
+        <w:rPr>
+          <w:rFonts w:ascii="Times New Roman" w:hAnsi="Times New Roman" w:cs="Times New Roman"/>
+          <w:b/>
+          <w:bCs/>
+          <w:sz w:val="20"/>
+          <w:szCs w:val="20"/>
+        </w:rPr>
+        <w:t>to</w:t>
+      </w:r>
+      <w:r>
+        <w:rPr>
+          <w:rFonts w:ascii="Times New Roman" w:hAnsi="Times New Roman" w:cs="Times New Roman"/>
+          <w:b/>
+          <w:bCs/>
+          <w:sz w:val="20"/>
+          <w:szCs w:val="20"/>
+        </w:rPr>
+        <w:t xml:space="preserve"> </w:t>
+      </w:r>
+      <w:r>
+        <w:rPr>
+          <w:rFonts w:ascii="Times New Roman" w:hAnsi="Times New Roman" w:cs="Times New Roman"/>
+          <w:b/>
+          <w:bCs/>
+          <w:sz w:val="20"/>
+          <w:szCs w:val="20"/>
+        </w:rPr>
+        <w:t>Social Media Summarizer</w:t>
+      </w:r>
+      <w:r>
+        <w:rPr>
+          <w:rFonts w:ascii="Times New Roman" w:hAnsi="Times New Roman" w:cs="Times New Roman"/>
+          <w:b/>
+          <w:bCs/>
+          <w:sz w:val="20"/>
+          <w:szCs w:val="20"/>
+        </w:rPr>
+        <w:t xml:space="preserve">                                                                                                              December 2025                                            </w:t>
+      </w:r>
+    </w:p>
+    <w:p>
+      <w:pPr>
+        <w:tabs>
+          <w:tab w:val="left" w:pos="1116"/>
+        </w:tabs>
+        <w:spacing w:after="0" w:line="240" w:lineRule="auto"/>
+        <w:rPr>
+          <w:rFonts w:ascii="Times New Roman" w:hAnsi="Times New Roman" w:cs="Times New Roman"/>
+          <w:sz w:val="20"/>
+          <w:szCs w:val="20"/>
+        </w:rPr>
+      </w:pPr>
+      <w:r>
+        <w:rPr>
+          <w:rFonts w:ascii="Times New Roman" w:hAnsi="Times New Roman" w:cs="Times New Roman"/>
+          <w:sz w:val="20"/>
+          <w:szCs w:val="20"/>
+        </w:rPr>
+        <w:t xml:space="preserve">Brock University, St. Catharines, ON </w:t>
+      </w:r>
+    </w:p>
+    <w:p>
+      <w:pPr>
         <w:tabs>
           <w:tab w:val="left" w:pos="1116"/>
         </w:tabs>
@@ -576,7 +892,39 @@
           <w:sz w:val="20"/>
           <w:szCs w:val="20"/>
         </w:rPr>
-        <w:t>• Developed a machine learning model to predict cricket match winners using historical match datasets.</w:t>
+        <w:t>•</w:t>
+      </w:r>
+      <w:r>
+        <w:rPr>
+          <w:rFonts w:ascii="Times New Roman" w:hAnsi="Times New Roman" w:cs="Times New Roman"/>
+          <w:sz w:val="20"/>
+          <w:szCs w:val="20"/>
+        </w:rPr>
+        <w:t xml:space="preserve"> </w:t>
+      </w:r>
+      <w:r>
+        <w:rPr>
+          <w:rFonts w:ascii="Times New Roman" w:hAnsi="Times New Roman" w:cs="Times New Roman"/>
+          <w:sz w:val="20"/>
+          <w:szCs w:val="20"/>
+        </w:rPr>
+        <w:t>Built an agentic AI system that converts long</w:t>
+      </w:r>
+      <w:r>
+        <w:rPr>
+          <w:rFonts w:ascii="Times New Roman" w:hAnsi="Times New Roman" w:cs="Times New Roman"/>
+          <w:sz w:val="20"/>
+          <w:szCs w:val="20"/>
+        </w:rPr>
+        <w:t xml:space="preserve"> </w:t>
+      </w:r>
+      <w:r>
+        <w:rPr>
+          <w:rFonts w:ascii="Times New Roman" w:hAnsi="Times New Roman" w:cs="Times New Roman"/>
+          <w:sz w:val="20"/>
+          <w:szCs w:val="20"/>
+        </w:rPr>
+        <w:t>form videos into platform-ready social media posts.</w:t>
       </w:r>
     </w:p>
     <w:p>
@@ -598,7 +946,23 @@
           <w:sz w:val="20"/>
           <w:szCs w:val="20"/>
         </w:rPr>
-        <w:t>• Performed data cleaning, feature engineering, and preprocessing on match statistics such as runs, wickets, and player performance.</w:t>
+        <w:t>•</w:t>
+      </w:r>
+      <w:r>
+        <w:rPr>
+          <w:rFonts w:ascii="Times New Roman" w:hAnsi="Times New Roman" w:cs="Times New Roman"/>
+          <w:sz w:val="20"/>
+          <w:szCs w:val="20"/>
+        </w:rPr>
+        <w:t xml:space="preserve"> </w:t>
+      </w:r>
+      <w:r>
+        <w:rPr>
+          <w:rFonts w:ascii="Times New Roman" w:hAnsi="Times New Roman" w:cs="Times New Roman"/>
+          <w:sz w:val="20"/>
+          <w:szCs w:val="20"/>
+        </w:rPr>
+        <w:t>Implemented transcript and audio ingestion using Whisper and NLP pipelines.</w:t>
       </w:r>
     </w:p>
     <w:p>
@@ -620,7 +984,123 @@
           <w:sz w:val="20"/>
           <w:szCs w:val="20"/>
         </w:rPr>
-        <w:t xml:space="preserve">• Trained and evaluated models including Random Forest, </w:t>
+        <w:t>•</w:t>
+      </w:r>
+      <w:r>
+        <w:rPr>
+          <w:rFonts w:ascii="Times New Roman" w:hAnsi="Times New Roman" w:cs="Times New Roman"/>
+          <w:sz w:val="20"/>
+          <w:szCs w:val="20"/>
+        </w:rPr>
+        <w:t xml:space="preserve"> </w:t>
+      </w:r>
+      <w:r>
+        <w:rPr>
+          <w:rFonts w:ascii="Times New Roman" w:hAnsi="Times New Roman" w:cs="Times New Roman"/>
+          <w:sz w:val="20"/>
+          <w:szCs w:val="20"/>
+        </w:rPr>
+        <w:t>Normalized extracted insights into structured schemas to reduce hallucinations.</w:t>
+      </w:r>
+    </w:p>
+    <w:p>
+      <w:pPr>
+        <w:tabs>
+          <w:tab w:val="left" w:pos="1116"/>
+        </w:tabs>
+        <w:spacing w:after="0" w:line="240" w:lineRule="auto"/>
+        <w:ind w:left="720"/>
+        <w:rPr>
+          <w:rFonts w:ascii="Times New Roman" w:hAnsi="Times New Roman" w:cs="Times New Roman"/>
+          <w:sz w:val="20"/>
+          <w:szCs w:val="20"/>
+        </w:rPr>
+      </w:pPr>
+      <w:r>
+        <w:rPr>
+          <w:rFonts w:ascii="Times New Roman" w:hAnsi="Times New Roman" w:cs="Times New Roman"/>
+          <w:sz w:val="20"/>
+          <w:szCs w:val="20"/>
+        </w:rPr>
+        <w:t>•</w:t>
+      </w:r>
+      <w:r>
+        <w:rPr>
+          <w:rFonts w:ascii="Times New Roman" w:hAnsi="Times New Roman" w:cs="Times New Roman"/>
+          <w:sz w:val="20"/>
+          <w:szCs w:val="20"/>
+        </w:rPr>
+        <w:t xml:space="preserve"> </w:t>
+      </w:r>
+      <w:r>
+        <w:rPr>
+          <w:rFonts w:ascii="Times New Roman" w:hAnsi="Times New Roman" w:cs="Times New Roman"/>
+          <w:sz w:val="20"/>
+          <w:szCs w:val="20"/>
+        </w:rPr>
+        <w:t xml:space="preserve">Generated optimized summaries for </w:t>
+      </w:r>
+      <w:r>
+        <w:rPr>
+          <w:rFonts w:ascii="Times New Roman" w:hAnsi="Times New Roman" w:cs="Times New Roman"/>
+          <w:sz w:val="20"/>
+          <w:szCs w:val="20"/>
+        </w:rPr>
+        <w:t>Discord</w:t>
+      </w:r>
+      <w:r>
+        <w:rPr>
+          <w:rFonts w:ascii="Times New Roman" w:hAnsi="Times New Roman" w:cs="Times New Roman"/>
+          <w:sz w:val="20"/>
+          <w:szCs w:val="20"/>
+        </w:rPr>
+        <w:t>, Telegram, and Tw</w:t>
+      </w:r>
+      <w:r>
+        <w:rPr>
+          <w:rFonts w:ascii="Times New Roman" w:hAnsi="Times New Roman" w:cs="Times New Roman"/>
+          <w:sz w:val="20"/>
+          <w:szCs w:val="20"/>
+        </w:rPr>
+        <w:t>itter</w:t>
+      </w:r>
+      <w:r>
+        <w:rPr>
+          <w:rFonts w:ascii="Times New Roman" w:hAnsi="Times New Roman" w:cs="Times New Roman"/>
+          <w:sz w:val="20"/>
+          <w:szCs w:val="20"/>
+        </w:rPr>
+        <w:t>.</w:t>
+      </w:r>
+    </w:p>
+    <w:p>
+      <w:pPr>
+        <w:tabs>
+          <w:tab w:val="left" w:pos="1116"/>
+        </w:tabs>
+        <w:spacing w:after="0" w:line="240" w:lineRule="auto"/>
+        <w:ind w:left="720"/>
+        <w:rPr>
+          <w:rFonts w:ascii="Times New Roman" w:hAnsi="Times New Roman" w:cs="Times New Roman"/>
+          <w:sz w:val="20"/>
+          <w:szCs w:val="20"/>
+        </w:rPr>
+      </w:pPr>
+      <w:r>
+        <w:rPr>
+          <w:rFonts w:ascii="Times New Roman" w:hAnsi="Times New Roman" w:cs="Times New Roman"/>
+          <w:sz w:val="20"/>
+          <w:szCs w:val="20"/>
+        </w:rPr>
+        <w:t>•</w:t>
+      </w:r>
+      <w:r>
+        <w:rPr>
+          <w:rFonts w:ascii="Times New Roman" w:hAnsi="Times New Roman" w:cs="Times New Roman"/>
+          <w:sz w:val="20"/>
+          <w:szCs w:val="20"/>
+        </w:rPr>
+        <w:t xml:space="preserve"> Tools: </w:t>
       </w:r>
       <w:proofErr w:type="spellStart"/>
       <w:r>
@@ -629,7 +1109,7 @@
           <w:sz w:val="20"/>
           <w:szCs w:val="20"/>
         </w:rPr>
-        <w:t>XGBoost</w:t>
+        <w:t>HuggingFace</w:t>
       </w:r>
       <w:proofErr w:type="spellEnd"/>
       <w:r>
@@ -638,7 +1118,73 @@
           <w:sz w:val="20"/>
           <w:szCs w:val="20"/>
         </w:rPr>
-        <w:t>, and Logistic Regression to identify the most accurate predictors.</w:t>
+        <w:t xml:space="preserve"> Transformers, Whisper, OpenAI APIs</w:t>
+      </w:r>
+    </w:p>
+    <w:p>
+      <w:pPr>
+        <w:tabs>
+          <w:tab w:val="left" w:pos="1116"/>
+        </w:tabs>
+        <w:spacing w:after="0" w:line="240" w:lineRule="auto"/>
+        <w:rPr>
+          <w:rFonts w:ascii="Times New Roman" w:hAnsi="Times New Roman" w:cs="Times New Roman"/>
+          <w:b/>
+          <w:bCs/>
+          <w:sz w:val="20"/>
+          <w:szCs w:val="20"/>
+        </w:rPr>
+      </w:pPr>
+      <w:r>
+        <w:rPr>
+          <w:rFonts w:ascii="Times New Roman" w:hAnsi="Times New Roman" w:cs="Times New Roman"/>
+          <w:b/>
+          <w:bCs/>
+          <w:sz w:val="20"/>
+          <w:szCs w:val="20"/>
+        </w:rPr>
+        <w:t xml:space="preserve">Smart City Road Safety Monitoring System                             </w:t>
+      </w:r>
+      <w:r>
+        <w:rPr>
+          <w:rFonts w:ascii="Times New Roman" w:hAnsi="Times New Roman" w:cs="Times New Roman"/>
+          <w:b/>
+          <w:bCs/>
+          <w:sz w:val="20"/>
+          <w:szCs w:val="20"/>
+        </w:rPr>
+        <w:t xml:space="preserve">                                                                                   </w:t>
+      </w:r>
+      <w:r>
+        <w:rPr>
+          <w:rFonts w:ascii="Times New Roman" w:hAnsi="Times New Roman" w:cs="Times New Roman"/>
+          <w:b/>
+          <w:bCs/>
+          <w:sz w:val="20"/>
+          <w:szCs w:val="20"/>
+        </w:rPr>
+        <w:t xml:space="preserve">   December 2025</w:t>
+      </w:r>
+    </w:p>
+    <w:p>
+      <w:pPr>
+        <w:tabs>
+          <w:tab w:val="left" w:pos="1116"/>
+        </w:tabs>
+        <w:spacing w:after="0" w:line="240" w:lineRule="auto"/>
+        <w:rPr>
+          <w:rFonts w:ascii="Times New Roman" w:hAnsi="Times New Roman" w:cs="Times New Roman"/>
+          <w:sz w:val="20"/>
+          <w:szCs w:val="20"/>
+        </w:rPr>
+      </w:pPr>
+      <w:r>
+        <w:rPr>
+          <w:rFonts w:ascii="Times New Roman" w:hAnsi="Times New Roman" w:cs="Times New Roman"/>
+          <w:sz w:val="20"/>
+          <w:szCs w:val="20"/>
+        </w:rPr>
+        <w:t xml:space="preserve">Industry Project – COSC 3P71 (Intro to AI) </w:t>
       </w:r>
     </w:p>
     <w:p>
@@ -660,103 +1206,7 @@
           <w:sz w:val="20"/>
           <w:szCs w:val="20"/>
         </w:rPr>
-        <w:t>• Analyzed feature importance to highlight key factors influencing match outcomes.</w:t>
-      </w:r>
-    </w:p>
-    <w:p>
-      <w:pPr>
-        <w:tabs>
-          <w:tab w:val="left" w:pos="1116"/>
-        </w:tabs>
-        <w:spacing w:after="0" w:line="240" w:lineRule="auto"/>
-        <w:rPr>
-          <w:rFonts w:ascii="Times New Roman" w:hAnsi="Times New Roman" w:cs="Times New Roman"/>
-          <w:b/>
-          <w:bCs/>
-          <w:sz w:val="20"/>
-          <w:szCs w:val="20"/>
-        </w:rPr>
-      </w:pPr>
-      <w:r>
-        <w:rPr>
-          <w:rFonts w:ascii="Times New Roman" w:hAnsi="Times New Roman" w:cs="Times New Roman"/>
-          <w:b/>
-          <w:bCs/>
-          <w:sz w:val="20"/>
-          <w:szCs w:val="20"/>
-        </w:rPr>
-        <w:t>Agentic AI Video</w:t>
-      </w:r>
-      <w:r>
-        <w:rPr>
-          <w:rFonts w:ascii="Times New Roman" w:hAnsi="Times New Roman" w:cs="Times New Roman"/>
-          <w:b/>
-          <w:bCs/>
-          <w:sz w:val="20"/>
-          <w:szCs w:val="20"/>
-        </w:rPr>
-        <w:t xml:space="preserve"> </w:t>
-      </w:r>
-      <w:r>
-        <w:rPr>
-          <w:rFonts w:ascii="Times New Roman" w:hAnsi="Times New Roman" w:cs="Times New Roman"/>
-          <w:b/>
-          <w:bCs/>
-          <w:sz w:val="20"/>
-          <w:szCs w:val="20"/>
-        </w:rPr>
-        <w:t>to</w:t>
-      </w:r>
-      <w:r>
-        <w:rPr>
-          <w:rFonts w:ascii="Times New Roman" w:hAnsi="Times New Roman" w:cs="Times New Roman"/>
-          <w:b/>
-          <w:bCs/>
-          <w:sz w:val="20"/>
-          <w:szCs w:val="20"/>
-        </w:rPr>
-        <w:t xml:space="preserve"> </w:t>
-      </w:r>
-      <w:r>
-        <w:rPr>
-          <w:rFonts w:ascii="Times New Roman" w:hAnsi="Times New Roman" w:cs="Times New Roman"/>
-          <w:b/>
-          <w:bCs/>
-          <w:sz w:val="20"/>
-          <w:szCs w:val="20"/>
-        </w:rPr>
-        <w:t>Social Media Summarizer</w:t>
-      </w:r>
-      <w:r>
-        <w:rPr>
-          <w:rFonts w:ascii="Times New Roman" w:hAnsi="Times New Roman" w:cs="Times New Roman"/>
-          <w:b/>
-          <w:bCs/>
-          <w:sz w:val="20"/>
-          <w:szCs w:val="20"/>
-        </w:rPr>
-        <w:t xml:space="preserve">                                                                                                              December 2025                                            </w:t>
-      </w:r>
-    </w:p>
-    <w:p>
-      <w:pPr>
-        <w:tabs>
-          <w:tab w:val="left" w:pos="1116"/>
-        </w:tabs>
-        <w:spacing w:after="0" w:line="240" w:lineRule="auto"/>
-        <w:rPr>
-          <w:rFonts w:ascii="Times New Roman" w:hAnsi="Times New Roman" w:cs="Times New Roman"/>
-          <w:sz w:val="20"/>
-          <w:szCs w:val="20"/>
-        </w:rPr>
-      </w:pPr>
-      <w:r>
-        <w:rPr>
-          <w:rFonts w:ascii="Times New Roman" w:hAnsi="Times New Roman" w:cs="Times New Roman"/>
-          <w:sz w:val="20"/>
-          <w:szCs w:val="20"/>
-        </w:rPr>
-        <w:t xml:space="preserve">Brock University, St. Catharines, ON </w:t>
+        <w:t>• Collected and annotated 500+ GPS tagged road images and finetuned a YOLO based deep learning model for road hazard detection.</w:t>
       </w:r>
     </w:p>
     <w:p>
@@ -778,342 +1228,6 @@
           <w:sz w:val="20"/>
           <w:szCs w:val="20"/>
         </w:rPr>
-        <w:t>•</w:t>
-      </w:r>
-      <w:r>
-        <w:rPr>
-          <w:rFonts w:ascii="Times New Roman" w:hAnsi="Times New Roman" w:cs="Times New Roman"/>
-          <w:sz w:val="20"/>
-          <w:szCs w:val="20"/>
-        </w:rPr>
-        <w:t xml:space="preserve"> </w:t>
-      </w:r>
-      <w:r>
-        <w:rPr>
-          <w:rFonts w:ascii="Times New Roman" w:hAnsi="Times New Roman" w:cs="Times New Roman"/>
-          <w:sz w:val="20"/>
-          <w:szCs w:val="20"/>
-        </w:rPr>
-        <w:t>Built an agentic AI system that converts long</w:t>
-      </w:r>
-      <w:r>
-        <w:rPr>
-          <w:rFonts w:ascii="Times New Roman" w:hAnsi="Times New Roman" w:cs="Times New Roman"/>
-          <w:sz w:val="20"/>
-          <w:szCs w:val="20"/>
-        </w:rPr>
-        <w:t xml:space="preserve"> </w:t>
-      </w:r>
-      <w:r>
-        <w:rPr>
-          <w:rFonts w:ascii="Times New Roman" w:hAnsi="Times New Roman" w:cs="Times New Roman"/>
-          <w:sz w:val="20"/>
-          <w:szCs w:val="20"/>
-        </w:rPr>
-        <w:t>form videos into platform-ready social media posts.</w:t>
-      </w:r>
-    </w:p>
-    <w:p>
-      <w:pPr>
-        <w:tabs>
-          <w:tab w:val="left" w:pos="1116"/>
-        </w:tabs>
-        <w:spacing w:after="0" w:line="240" w:lineRule="auto"/>
-        <w:ind w:left="720"/>
-        <w:rPr>
-          <w:rFonts w:ascii="Times New Roman" w:hAnsi="Times New Roman" w:cs="Times New Roman"/>
-          <w:sz w:val="20"/>
-          <w:szCs w:val="20"/>
-        </w:rPr>
-      </w:pPr>
-      <w:r>
-        <w:rPr>
-          <w:rFonts w:ascii="Times New Roman" w:hAnsi="Times New Roman" w:cs="Times New Roman"/>
-          <w:sz w:val="20"/>
-          <w:szCs w:val="20"/>
-        </w:rPr>
-        <w:t>•</w:t>
-      </w:r>
-      <w:r>
-        <w:rPr>
-          <w:rFonts w:ascii="Times New Roman" w:hAnsi="Times New Roman" w:cs="Times New Roman"/>
-          <w:sz w:val="20"/>
-          <w:szCs w:val="20"/>
-        </w:rPr>
-        <w:t xml:space="preserve"> </w:t>
-      </w:r>
-      <w:r>
-        <w:rPr>
-          <w:rFonts w:ascii="Times New Roman" w:hAnsi="Times New Roman" w:cs="Times New Roman"/>
-          <w:sz w:val="20"/>
-          <w:szCs w:val="20"/>
-        </w:rPr>
-        <w:t>Implemented transcript and audio ingestion using Whisper and NLP pipelines.</w:t>
-      </w:r>
-    </w:p>
-    <w:p>
-      <w:pPr>
-        <w:tabs>
-          <w:tab w:val="left" w:pos="1116"/>
-        </w:tabs>
-        <w:spacing w:after="0" w:line="240" w:lineRule="auto"/>
-        <w:ind w:left="720"/>
-        <w:rPr>
-          <w:rFonts w:ascii="Times New Roman" w:hAnsi="Times New Roman" w:cs="Times New Roman"/>
-          <w:sz w:val="20"/>
-          <w:szCs w:val="20"/>
-        </w:rPr>
-      </w:pPr>
-      <w:r>
-        <w:rPr>
-          <w:rFonts w:ascii="Times New Roman" w:hAnsi="Times New Roman" w:cs="Times New Roman"/>
-          <w:sz w:val="20"/>
-          <w:szCs w:val="20"/>
-        </w:rPr>
-        <w:t>•</w:t>
-      </w:r>
-      <w:r>
-        <w:rPr>
-          <w:rFonts w:ascii="Times New Roman" w:hAnsi="Times New Roman" w:cs="Times New Roman"/>
-          <w:sz w:val="20"/>
-          <w:szCs w:val="20"/>
-        </w:rPr>
-        <w:t xml:space="preserve"> </w:t>
-      </w:r>
-      <w:r>
-        <w:rPr>
-          <w:rFonts w:ascii="Times New Roman" w:hAnsi="Times New Roman" w:cs="Times New Roman"/>
-          <w:sz w:val="20"/>
-          <w:szCs w:val="20"/>
-        </w:rPr>
-        <w:t>Normalized extracted insights into structured schemas to reduce hallucinations.</w:t>
-      </w:r>
-    </w:p>
-    <w:p>
-      <w:pPr>
-        <w:tabs>
-          <w:tab w:val="left" w:pos="1116"/>
-        </w:tabs>
-        <w:spacing w:after="0" w:line="240" w:lineRule="auto"/>
-        <w:ind w:left="720"/>
-        <w:rPr>
-          <w:rFonts w:ascii="Times New Roman" w:hAnsi="Times New Roman" w:cs="Times New Roman"/>
-          <w:sz w:val="20"/>
-          <w:szCs w:val="20"/>
-        </w:rPr>
-      </w:pPr>
-      <w:r>
-        <w:rPr>
-          <w:rFonts w:ascii="Times New Roman" w:hAnsi="Times New Roman" w:cs="Times New Roman"/>
-          <w:sz w:val="20"/>
-          <w:szCs w:val="20"/>
-        </w:rPr>
-        <w:t>•</w:t>
-      </w:r>
-      <w:r>
-        <w:rPr>
-          <w:rFonts w:ascii="Times New Roman" w:hAnsi="Times New Roman" w:cs="Times New Roman"/>
-          <w:sz w:val="20"/>
-          <w:szCs w:val="20"/>
-        </w:rPr>
-        <w:t xml:space="preserve"> </w:t>
-      </w:r>
-      <w:r>
-        <w:rPr>
-          <w:rFonts w:ascii="Times New Roman" w:hAnsi="Times New Roman" w:cs="Times New Roman"/>
-          <w:sz w:val="20"/>
-          <w:szCs w:val="20"/>
-        </w:rPr>
-        <w:t xml:space="preserve">Generated optimized summaries for </w:t>
-      </w:r>
-      <w:r>
-        <w:rPr>
-          <w:rFonts w:ascii="Times New Roman" w:hAnsi="Times New Roman" w:cs="Times New Roman"/>
-          <w:sz w:val="20"/>
-          <w:szCs w:val="20"/>
-        </w:rPr>
-        <w:t>Discord</w:t>
-      </w:r>
-      <w:r>
-        <w:rPr>
-          <w:rFonts w:ascii="Times New Roman" w:hAnsi="Times New Roman" w:cs="Times New Roman"/>
-          <w:sz w:val="20"/>
-          <w:szCs w:val="20"/>
-        </w:rPr>
-        <w:t>, Telegram, and Tw</w:t>
-      </w:r>
-      <w:r>
-        <w:rPr>
-          <w:rFonts w:ascii="Times New Roman" w:hAnsi="Times New Roman" w:cs="Times New Roman"/>
-          <w:sz w:val="20"/>
-          <w:szCs w:val="20"/>
-        </w:rPr>
-        <w:t>itter</w:t>
-      </w:r>
-      <w:r>
-        <w:rPr>
-          <w:rFonts w:ascii="Times New Roman" w:hAnsi="Times New Roman" w:cs="Times New Roman"/>
-          <w:sz w:val="20"/>
-          <w:szCs w:val="20"/>
-        </w:rPr>
-        <w:t>.</w:t>
-      </w:r>
-    </w:p>
-    <w:p>
-      <w:pPr>
-        <w:tabs>
-          <w:tab w:val="left" w:pos="1116"/>
-        </w:tabs>
-        <w:spacing w:after="0" w:line="240" w:lineRule="auto"/>
-        <w:ind w:left="720"/>
-        <w:rPr>
-          <w:rFonts w:ascii="Times New Roman" w:hAnsi="Times New Roman" w:cs="Times New Roman"/>
-          <w:sz w:val="20"/>
-          <w:szCs w:val="20"/>
-        </w:rPr>
-      </w:pPr>
-      <w:r>
-        <w:rPr>
-          <w:rFonts w:ascii="Times New Roman" w:hAnsi="Times New Roman" w:cs="Times New Roman"/>
-          <w:sz w:val="20"/>
-          <w:szCs w:val="20"/>
-        </w:rPr>
-        <w:t>•</w:t>
-      </w:r>
-      <w:r>
-        <w:rPr>
-          <w:rFonts w:ascii="Times New Roman" w:hAnsi="Times New Roman" w:cs="Times New Roman"/>
-          <w:sz w:val="20"/>
-          <w:szCs w:val="20"/>
-        </w:rPr>
-        <w:t xml:space="preserve"> Tools: </w:t>
-      </w:r>
-      <w:proofErr w:type="spellStart"/>
-      <w:r>
-        <w:rPr>
-          <w:rFonts w:ascii="Times New Roman" w:hAnsi="Times New Roman" w:cs="Times New Roman"/>
-          <w:sz w:val="20"/>
-          <w:szCs w:val="20"/>
-        </w:rPr>
-        <w:t>HuggingFace</w:t>
-      </w:r>
-      <w:proofErr w:type="spellEnd"/>
-      <w:r>
-        <w:rPr>
-          <w:rFonts w:ascii="Times New Roman" w:hAnsi="Times New Roman" w:cs="Times New Roman"/>
-          <w:sz w:val="20"/>
-          <w:szCs w:val="20"/>
-        </w:rPr>
-        <w:t xml:space="preserve"> Transformers, Whisper, OpenAI APIs</w:t>
-      </w:r>
-    </w:p>
-    <w:p>
-      <w:pPr>
-        <w:tabs>
-          <w:tab w:val="left" w:pos="1116"/>
-        </w:tabs>
-        <w:spacing w:after="0" w:line="240" w:lineRule="auto"/>
-        <w:rPr>
-          <w:rFonts w:ascii="Times New Roman" w:hAnsi="Times New Roman" w:cs="Times New Roman"/>
-          <w:b/>
-          <w:bCs/>
-          <w:sz w:val="20"/>
-          <w:szCs w:val="20"/>
-        </w:rPr>
-      </w:pPr>
-      <w:r>
-        <w:rPr>
-          <w:rFonts w:ascii="Times New Roman" w:hAnsi="Times New Roman" w:cs="Times New Roman"/>
-          <w:b/>
-          <w:bCs/>
-          <w:sz w:val="20"/>
-          <w:szCs w:val="20"/>
-        </w:rPr>
-        <w:t xml:space="preserve">Smart City Road Safety Monitoring System                             </w:t>
-      </w:r>
-      <w:r>
-        <w:rPr>
-          <w:rFonts w:ascii="Times New Roman" w:hAnsi="Times New Roman" w:cs="Times New Roman"/>
-          <w:b/>
-          <w:bCs/>
-          <w:sz w:val="20"/>
-          <w:szCs w:val="20"/>
-        </w:rPr>
-        <w:t xml:space="preserve">                                                                                   </w:t>
-      </w:r>
-      <w:r>
-        <w:rPr>
-          <w:rFonts w:ascii="Times New Roman" w:hAnsi="Times New Roman" w:cs="Times New Roman"/>
-          <w:b/>
-          <w:bCs/>
-          <w:sz w:val="20"/>
-          <w:szCs w:val="20"/>
-        </w:rPr>
-        <w:t xml:space="preserve">   December 2025</w:t>
-      </w:r>
-    </w:p>
-    <w:p>
-      <w:pPr>
-        <w:tabs>
-          <w:tab w:val="left" w:pos="1116"/>
-        </w:tabs>
-        <w:spacing w:after="0" w:line="240" w:lineRule="auto"/>
-        <w:rPr>
-          <w:rFonts w:ascii="Times New Roman" w:hAnsi="Times New Roman" w:cs="Times New Roman"/>
-          <w:sz w:val="20"/>
-          <w:szCs w:val="20"/>
-        </w:rPr>
-      </w:pPr>
-      <w:r>
-        <w:rPr>
-          <w:rFonts w:ascii="Times New Roman" w:hAnsi="Times New Roman" w:cs="Times New Roman"/>
-          <w:sz w:val="20"/>
-          <w:szCs w:val="20"/>
-        </w:rPr>
-        <w:t xml:space="preserve">Industry Project – COSC 3P71 (Intro to AI) </w:t>
-      </w:r>
-    </w:p>
-    <w:p>
-      <w:pPr>
-        <w:tabs>
-          <w:tab w:val="left" w:pos="1116"/>
-        </w:tabs>
-        <w:spacing w:after="0" w:line="240" w:lineRule="auto"/>
-        <w:ind w:left="720"/>
-        <w:rPr>
-          <w:rFonts w:ascii="Times New Roman" w:hAnsi="Times New Roman" w:cs="Times New Roman"/>
-          <w:sz w:val="20"/>
-          <w:szCs w:val="20"/>
-        </w:rPr>
-      </w:pPr>
-      <w:r>
-        <w:rPr>
-          <w:rFonts w:ascii="Times New Roman" w:hAnsi="Times New Roman" w:cs="Times New Roman"/>
-          <w:sz w:val="20"/>
-          <w:szCs w:val="20"/>
-        </w:rPr>
-        <w:t>• Collected and annotated 500+ GPS tagged road images and finetuned a YOLO based deep learning model for road hazard detection.</w:t>
-      </w:r>
-    </w:p>
-    <w:p>
-      <w:pPr>
-        <w:tabs>
-          <w:tab w:val="left" w:pos="1116"/>
-        </w:tabs>
-        <w:spacing w:after="0" w:line="240" w:lineRule="auto"/>
-        <w:ind w:left="720"/>
-        <w:rPr>
-          <w:rFonts w:ascii="Times New Roman" w:hAnsi="Times New Roman" w:cs="Times New Roman"/>
-          <w:sz w:val="20"/>
-          <w:szCs w:val="20"/>
-        </w:rPr>
-      </w:pPr>
-      <w:r>
-        <w:rPr>
-          <w:rFonts w:ascii="Times New Roman" w:hAnsi="Times New Roman" w:cs="Times New Roman"/>
-          <w:sz w:val="20"/>
-          <w:szCs w:val="20"/>
-        </w:rPr>
         <w:t>• Built an interactive geospatial map and graph-based road network with safety-aware edge weighting.</w:t>
       </w:r>
     </w:p>
@@ -1122,7 +1236,7 @@
         <w:tabs>
           <w:tab w:val="left" w:pos="1116"/>
         </w:tabs>
-        <w:spacing w:line="240" w:lineRule="auto"/>
+        <w:spacing w:after="0" w:line="240" w:lineRule="auto"/>
         <w:ind w:left="720"/>
         <w:rPr>
           <w:rFonts w:ascii="Times New Roman" w:hAnsi="Times New Roman" w:cs="Times New Roman"/>
@@ -1642,24 +1756,6 @@
         </w:rPr>
         <w:t>• Adapted teaching methods to suit different learning styles, resulting in improved problem-solving abilities among students</w:t>
       </w:r>
-    </w:p>
-    <w:p>
-      <w:pPr>
-        <w:pBdr>
-          <w:bottom w:val="single" w:sz="4" w:space="1" w:color="auto"/>
-        </w:pBdr>
-        <w:tabs>
-          <w:tab w:val="left" w:pos="1116"/>
-        </w:tabs>
-        <w:spacing w:after="0" w:line="240" w:lineRule="auto"/>
-        <w:rPr>
-          <w:rFonts w:ascii="Times New Roman" w:hAnsi="Times New Roman" w:cs="Times New Roman"/>
-          <w:b/>
-          <w:bCs/>
-          <w:sz w:val="20"/>
-          <w:szCs w:val="20"/>
-        </w:rPr>
-      </w:pPr>
     </w:p>
     <w:sectPr>
       <w:headerReference w:type="default" r:id="rId8"/>
@@ -2066,6 +2162,118 @@
     </w:lvl>
   </w:abstractNum>
   <w:abstractNum w:abstractNumId="1" w15:restartNumberingAfterBreak="0">
+    <w:nsid w:val="513069B9"/>
+    <w:multiLevelType w:val="hybridMultilevel"/>
+    <w:tmpl w:val="DD7A4BC4"/>
+    <w:lvl w:ilvl="0" w:tplc="8E26D108">
+      <w:numFmt w:val="bullet"/>
+      <w:lvlText w:val="•"/>
+      <w:lvlJc w:val="left"/>
+      <w:pPr>
+        <w:ind w:left="720" w:hanging="360"/>
+      </w:pPr>
+      <w:rPr>
+        <w:rFonts w:ascii="Times New Roman" w:eastAsiaTheme="minorHAnsi" w:hAnsi="Times New Roman" w:cs="Times New Roman" w:hint="default"/>
+      </w:rPr>
+    </w:lvl>
+    <w:lvl w:ilvl="1" w:tplc="04090003" w:tentative="1">
+      <w:start w:val="1"/>
+      <w:numFmt w:val="bullet"/>
+      <w:lvlText w:val="o"/>
+      <w:lvlJc w:val="left"/>
+      <w:pPr>
+        <w:ind w:left="1440" w:hanging="360"/>
+      </w:pPr>
+      <w:rPr>
+        <w:rFonts w:ascii="Courier New" w:hAnsi="Courier New" w:cs="Courier New" w:hint="default"/>
+      </w:rPr>
+    </w:lvl>
+    <w:lvl w:ilvl="2" w:tplc="04090005" w:tentative="1">
+      <w:start w:val="1"/>
+      <w:numFmt w:val="bullet"/>
+      <w:lvlText w:val=""/>
+      <w:lvlJc w:val="left"/>
+      <w:pPr>
+        <w:ind w:left="2160" w:hanging="360"/>
+      </w:pPr>
+      <w:rPr>
+        <w:rFonts w:ascii="Wingdings" w:hAnsi="Wingdings" w:hint="default"/>
+      </w:rPr>
+    </w:lvl>
+    <w:lvl w:ilvl="3" w:tplc="04090001" w:tentative="1">
+      <w:start w:val="1"/>
+      <w:numFmt w:val="bullet"/>
+      <w:lvlText w:val=""/>
+      <w:lvlJc w:val="left"/>
+      <w:pPr>
+        <w:ind w:left="2880" w:hanging="360"/>
+      </w:pPr>
+      <w:rPr>
+        <w:rFonts w:ascii="Symbol" w:hAnsi="Symbol" w:hint="default"/>
+      </w:rPr>
+    </w:lvl>
+    <w:lvl w:ilvl="4" w:tplc="04090003" w:tentative="1">
+      <w:start w:val="1"/>
+      <w:numFmt w:val="bullet"/>
+      <w:lvlText w:val="o"/>
+      <w:lvlJc w:val="left"/>
+      <w:pPr>
+        <w:ind w:left="3600" w:hanging="360"/>
+      </w:pPr>
+      <w:rPr>
+        <w:rFonts w:ascii="Courier New" w:hAnsi="Courier New" w:cs="Courier New" w:hint="default"/>
+      </w:rPr>
+    </w:lvl>
+    <w:lvl w:ilvl="5" w:tplc="04090005" w:tentative="1">
+      <w:start w:val="1"/>
+      <w:numFmt w:val="bullet"/>
+      <w:lvlText w:val=""/>
+      <w:lvlJc w:val="left"/>
+      <w:pPr>
+        <w:ind w:left="4320" w:hanging="360"/>
+      </w:pPr>
+      <w:rPr>
+        <w:rFonts w:ascii="Wingdings" w:hAnsi="Wingdings" w:hint="default"/>
+      </w:rPr>
+    </w:lvl>
+    <w:lvl w:ilvl="6" w:tplc="04090001" w:tentative="1">
+      <w:start w:val="1"/>
+      <w:numFmt w:val="bullet"/>
+      <w:lvlText w:val=""/>
+      <w:lvlJc w:val="left"/>
+      <w:pPr>
+        <w:ind w:left="5040" w:hanging="360"/>
+      </w:pPr>
+      <w:rPr>
+        <w:rFonts w:ascii="Symbol" w:hAnsi="Symbol" w:hint="default"/>
+      </w:rPr>
+    </w:lvl>
+    <w:lvl w:ilvl="7" w:tplc="04090003" w:tentative="1">
+      <w:start w:val="1"/>
+      <w:numFmt w:val="bullet"/>
+      <w:lvlText w:val="o"/>
+      <w:lvlJc w:val="left"/>
+      <w:pPr>
+        <w:ind w:left="5760" w:hanging="360"/>
+      </w:pPr>
+      <w:rPr>
+        <w:rFonts w:ascii="Courier New" w:hAnsi="Courier New" w:cs="Courier New" w:hint="default"/>
+      </w:rPr>
+    </w:lvl>
+    <w:lvl w:ilvl="8" w:tplc="04090005" w:tentative="1">
+      <w:start w:val="1"/>
+      <w:numFmt w:val="bullet"/>
+      <w:lvlText w:val=""/>
+      <w:lvlJc w:val="left"/>
+      <w:pPr>
+        <w:ind w:left="6480" w:hanging="360"/>
+      </w:pPr>
+      <w:rPr>
+        <w:rFonts w:ascii="Wingdings" w:hAnsi="Wingdings" w:hint="default"/>
+      </w:rPr>
+    </w:lvl>
+  </w:abstractNum>
+  <w:abstractNum w:abstractNumId="2" w15:restartNumberingAfterBreak="0">
     <w:nsid w:val="56AC541D"/>
     <w:multiLevelType w:val="hybridMultilevel"/>
     <w:tmpl w:val="49B64880"/>
@@ -2178,11 +2386,129 @@
       </w:rPr>
     </w:lvl>
   </w:abstractNum>
+  <w:abstractNum w:abstractNumId="3" w15:restartNumberingAfterBreak="0">
+    <w:nsid w:val="5A245A70"/>
+    <w:multiLevelType w:val="hybridMultilevel"/>
+    <w:tmpl w:val="FC4CA1EA"/>
+    <w:lvl w:ilvl="0" w:tplc="9D986DA6">
+      <w:numFmt w:val="bullet"/>
+      <w:lvlText w:val="•"/>
+      <w:lvlJc w:val="left"/>
+      <w:pPr>
+        <w:ind w:left="720" w:hanging="360"/>
+      </w:pPr>
+      <w:rPr>
+        <w:rFonts w:ascii="Times New Roman" w:eastAsiaTheme="minorHAnsi" w:hAnsi="Times New Roman" w:cs="Times New Roman" w:hint="default"/>
+      </w:rPr>
+    </w:lvl>
+    <w:lvl w:ilvl="1" w:tplc="04090003" w:tentative="1">
+      <w:start w:val="1"/>
+      <w:numFmt w:val="bullet"/>
+      <w:lvlText w:val="o"/>
+      <w:lvlJc w:val="left"/>
+      <w:pPr>
+        <w:ind w:left="1440" w:hanging="360"/>
+      </w:pPr>
+      <w:rPr>
+        <w:rFonts w:ascii="Courier New" w:hAnsi="Courier New" w:cs="Courier New" w:hint="default"/>
+      </w:rPr>
+    </w:lvl>
+    <w:lvl w:ilvl="2" w:tplc="04090005" w:tentative="1">
+      <w:start w:val="1"/>
+      <w:numFmt w:val="bullet"/>
+      <w:lvlText w:val=""/>
+      <w:lvlJc w:val="left"/>
+      <w:pPr>
+        <w:ind w:left="2160" w:hanging="360"/>
+      </w:pPr>
+      <w:rPr>
+        <w:rFonts w:ascii="Wingdings" w:hAnsi="Wingdings" w:hint="default"/>
+      </w:rPr>
+    </w:lvl>
+    <w:lvl w:ilvl="3" w:tplc="04090001" w:tentative="1">
+      <w:start w:val="1"/>
+      <w:numFmt w:val="bullet"/>
+      <w:lvlText w:val=""/>
+      <w:lvlJc w:val="left"/>
+      <w:pPr>
+        <w:ind w:left="2880" w:hanging="360"/>
+      </w:pPr>
+      <w:rPr>
+        <w:rFonts w:ascii="Symbol" w:hAnsi="Symbol" w:hint="default"/>
+      </w:rPr>
+    </w:lvl>
+    <w:lvl w:ilvl="4" w:tplc="04090003" w:tentative="1">
+      <w:start w:val="1"/>
+      <w:numFmt w:val="bullet"/>
+      <w:lvlText w:val="o"/>
+      <w:lvlJc w:val="left"/>
+      <w:pPr>
+        <w:ind w:left="3600" w:hanging="360"/>
+      </w:pPr>
+      <w:rPr>
+        <w:rFonts w:ascii="Courier New" w:hAnsi="Courier New" w:cs="Courier New" w:hint="default"/>
+      </w:rPr>
+    </w:lvl>
+    <w:lvl w:ilvl="5" w:tplc="04090005" w:tentative="1">
+      <w:start w:val="1"/>
+      <w:numFmt w:val="bullet"/>
+      <w:lvlText w:val=""/>
+      <w:lvlJc w:val="left"/>
+      <w:pPr>
+        <w:ind w:left="4320" w:hanging="360"/>
+      </w:pPr>
+      <w:rPr>
+        <w:rFonts w:ascii="Wingdings" w:hAnsi="Wingdings" w:hint="default"/>
+      </w:rPr>
+    </w:lvl>
+    <w:lvl w:ilvl="6" w:tplc="04090001" w:tentative="1">
+      <w:start w:val="1"/>
+      <w:numFmt w:val="bullet"/>
+      <w:lvlText w:val=""/>
+      <w:lvlJc w:val="left"/>
+      <w:pPr>
+        <w:ind w:left="5040" w:hanging="360"/>
+      </w:pPr>
+      <w:rPr>
+        <w:rFonts w:ascii="Symbol" w:hAnsi="Symbol" w:hint="default"/>
+      </w:rPr>
+    </w:lvl>
+    <w:lvl w:ilvl="7" w:tplc="04090003" w:tentative="1">
+      <w:start w:val="1"/>
+      <w:numFmt w:val="bullet"/>
+      <w:lvlText w:val="o"/>
+      <w:lvlJc w:val="left"/>
+      <w:pPr>
+        <w:ind w:left="5760" w:hanging="360"/>
+      </w:pPr>
+      <w:rPr>
+        <w:rFonts w:ascii="Courier New" w:hAnsi="Courier New" w:cs="Courier New" w:hint="default"/>
+      </w:rPr>
+    </w:lvl>
+    <w:lvl w:ilvl="8" w:tplc="04090005" w:tentative="1">
+      <w:start w:val="1"/>
+      <w:numFmt w:val="bullet"/>
+      <w:lvlText w:val=""/>
+      <w:lvlJc w:val="left"/>
+      <w:pPr>
+        <w:ind w:left="6480" w:hanging="360"/>
+      </w:pPr>
+      <w:rPr>
+        <w:rFonts w:ascii="Wingdings" w:hAnsi="Wingdings" w:hint="default"/>
+      </w:rPr>
+    </w:lvl>
+  </w:abstractNum>
   <w:num w:numId="1" w16cid:durableId="1588073805">
-    <w:abstractNumId w:val="1"/>
+    <w:abstractNumId w:val="2"/>
   </w:num>
   <w:num w:numId="2" w16cid:durableId="110711314">
     <w:abstractNumId w:val="0"/>
+  </w:num>
+  <w:num w:numId="3" w16cid:durableId="606932677">
+    <w:abstractNumId w:val="3"/>
+  </w:num>
+  <w:num w:numId="4" w16cid:durableId="361518644">
+    <w:abstractNumId w:val="1"/>
   </w:num>
 </w:numbering>
 </file>
